--- a/output/workflow_report.docx
+++ b/output/workflow_report.docx
@@ -26,7 +26,7 @@
           <w:color w:val="6B7B8F"/>
           <w:sz w:val="20"/>
         </w:rPr>
-        <w:t>Generated: March 07, 2026</w:t>
+        <w:t>Generated: March 08, 2026</w:t>
       </w:r>
     </w:p>
     <w:p/>
@@ -38,7 +38,7 @@
           <w:color w:val="1A1A2E"/>
           <w:sz w:val="28"/>
         </w:rPr>
-        <w:t>Workflow Report — XP AAI Platform</w:t>
+        <w:t>XP AAI Platform — Workflow Improvement Report</w:t>
       </w:r>
     </w:p>
     <w:p/>
@@ -50,7 +50,7 @@
           <w:color w:val="1A1A2E"/>
           <w:sz w:val="24"/>
         </w:rPr>
-        <w:t>Question 1: What are the main issues with the first version?</w:t>
+        <w:t>1. Issues Found in the Original Version</w:t>
       </w:r>
     </w:p>
     <w:p/>
@@ -61,10 +61,20 @@
           <w:color w:val="333333"/>
           <w:sz w:val="21"/>
         </w:rPr>
-        <w:t>The original Rivet MVP has several critical issues that limit its effectiveness as a financial advisory tool:</w:t>
+        <w:t>The original enter_challenge.rivet-project had several critical problems:</w:t>
       </w:r>
     </w:p>
     <w:p/>
+    <w:p>
+      <w:r>
+        <w:rPr>
+          <w:rFonts w:ascii="Calibri" w:hAnsi="Calibri"/>
+          <w:color w:val="333333"/>
+          <w:sz w:val="21"/>
+        </w:rPr>
+        <w:t>**Critical Issues:**</w:t>
+      </w:r>
+    </w:p>
     <w:p>
       <w:pPr>
         <w:ind w:left="567"/>
@@ -75,10 +85,9 @@
           <w:color w:val="333333"/>
           <w:sz w:val="21"/>
         </w:rPr>
-        <w:t>- Model Choice: Uses GPT-4o-mini, which lacks the depth and nuance required for professional financial analysis. A more capable model is needed for CVM-compliant, contextually rich investment letters.</w:t>
+        <w:t>- No code-based calculations: Portfolio data goes directly to GPT-4o-mini with no computation. LLMs hallucinate numbers — in finance, one wrong figure in a client letter is a compliance violation and a trust destroyer.</w:t>
       </w:r>
     </w:p>
-    <w:p/>
     <w:p>
       <w:pPr>
         <w:ind w:left="567"/>
@@ -89,10 +98,9 @@
           <w:color w:val="333333"/>
           <w:sz w:val="21"/>
         </w:rPr>
-        <w:t>- No Code-Based Calculations: The original system passes raw portfolio data to the LLM and asks it to summarize returns. This is fundamentally flawed — LLMs can hallucinate numbers. Financial figures must be calculated deterministically by code (e.g., pandas), not generated by the model.</w:t>
+        <w:t>- No compliance review: Investment letters in Brazil must follow CVM rules — no direct buy/sell recommendations, no guaranteed returns, proper disclaimers. The original system sends LLM output directly to the client with zero compliance checking.</w:t>
       </w:r>
     </w:p>
-    <w:p/>
     <w:p>
       <w:pPr>
         <w:ind w:left="567"/>
@@ -103,10 +111,20 @@
           <w:color w:val="333333"/>
           <w:sz w:val="21"/>
         </w:rPr>
-        <w:t>- No Compliance Review: The output goes directly to the client without any CVM compliance check. This is a regulatory risk — investment letters must avoid direct buy/sell language, include proper disclaimers, and never guarantee returns.</w:t>
+        <w:t>- No recommendation engine: The system only summarizes existing data. It does not compare the portfolio against the client's target allocation, flag drift, or suggest rebalancing.</w:t>
       </w:r>
     </w:p>
     <w:p/>
+    <w:p>
+      <w:r>
+        <w:rPr>
+          <w:rFonts w:ascii="Calibri" w:hAnsi="Calibri"/>
+          <w:color w:val="333333"/>
+          <w:sz w:val="21"/>
+        </w:rPr>
+        <w:t>**Important Issues:**</w:t>
+      </w:r>
+    </w:p>
     <w:p>
       <w:pPr>
         <w:ind w:left="567"/>
@@ -117,10 +135,9 @@
           <w:color w:val="333333"/>
           <w:sz w:val="21"/>
         </w:rPr>
-        <w:t>- No Recommendation Engine: The original system only summarizes what exists. It does not compare current allocation against target ranges for the client's risk profile, flag drift, or generate rebalancing suggestions.</w:t>
+        <w:t>- Uses GPT-4o-mini (too shallow for financial analysis)</w:t>
       </w:r>
     </w:p>
-    <w:p/>
     <w:p>
       <w:pPr>
         <w:ind w:left="567"/>
@@ -131,10 +148,9 @@
           <w:color w:val="333333"/>
           <w:sz w:val="21"/>
         </w:rPr>
-        <w:t>- Single Linear Flow: All three data sources (portfolio, risk profile, macro) are processed sequentially. The portfolio and macro analysis are independent and should run in parallel for efficiency.</w:t>
+        <w:t>- Ignores the profitability CSV entirely — monthly stock returns are never calculated</w:t>
       </w:r>
     </w:p>
-    <w:p/>
     <w:p>
       <w:pPr>
         <w:ind w:left="567"/>
@@ -145,10 +161,9 @@
           <w:color w:val="333333"/>
           <w:sz w:val="21"/>
         </w:rPr>
-        <w:t>- No Document Generation: The output is plain text, not a professionally formatted .docx that can be sent to clients.</w:t>
+        <w:t>- No document formatting (.docx generation)</w:t>
       </w:r>
     </w:p>
-    <w:p/>
     <w:p>
       <w:pPr>
         <w:ind w:left="567"/>
@@ -159,10 +174,9 @@
           <w:color w:val="333333"/>
           <w:sz w:val="21"/>
         </w:rPr>
-        <w:t>- Hardcoded Paths: Windows-specific file paths (C:\Users\blope\...) make the system non-portable.</w:t>
+        <w:t>- Hardcoded Windows file paths (non-portable)</w:t>
       </w:r>
     </w:p>
-    <w:p/>
     <w:p>
       <w:pPr>
         <w:ind w:left="567"/>
@@ -173,7 +187,33 @@
           <w:color w:val="333333"/>
           <w:sz w:val="21"/>
         </w:rPr>
-        <w:t>- Generic Prompts: The prompts produce generic summaries without client-specific personalization or actionable insights.</w:t>
+        <w:t>- Generic prompts with no client-specific personalization</w:t>
+      </w:r>
+    </w:p>
+    <w:p>
+      <w:pPr>
+        <w:ind w:left="567"/>
+      </w:pPr>
+      <w:r>
+        <w:rPr>
+          <w:rFonts w:ascii="Calibri" w:hAnsi="Calibri"/>
+          <w:color w:val="333333"/>
+          <w:sz w:val="21"/>
+        </w:rPr>
+        <w:t>- Sequential flow when parallel execution is possible</w:t>
+      </w:r>
+    </w:p>
+    <w:p>
+      <w:pPr>
+        <w:ind w:left="567"/>
+      </w:pPr>
+      <w:r>
+        <w:rPr>
+          <w:rFonts w:ascii="Calibri" w:hAnsi="Calibri"/>
+          <w:color w:val="333333"/>
+          <w:sz w:val="21"/>
+        </w:rPr>
+        <w:t>- Temperature 0.5 and max_tokens 1024 everywhere (suboptimal settings)</w:t>
       </w:r>
     </w:p>
     <w:p/>
@@ -185,7 +225,7 @@
           <w:color w:val="1A1A2E"/>
           <w:sz w:val="24"/>
         </w:rPr>
-        <w:t>Question 2: How did you decide on your approach?</w:t>
+        <w:t>2. Rationale Behind Our Approach</w:t>
       </w:r>
     </w:p>
     <w:p/>
@@ -196,7 +236,7 @@
           <w:color w:val="333333"/>
           <w:sz w:val="21"/>
         </w:rPr>
-        <w:t>The approach was driven by three principles:</w:t>
+        <w:t>Three core principles guided every decision:</w:t>
       </w:r>
     </w:p>
     <w:p/>
@@ -207,7 +247,17 @@
           <w:color w:val="333333"/>
           <w:sz w:val="21"/>
         </w:rPr>
-        <w:t>1. Separation of Concerns (Agentic Architecture): Each task in the advisory workflow maps to a specialized agent. This mirrors how a real advisory team works — analysts calculate, strategists recommend, writers communicate, compliance reviews. The 6-agent design (Portfolio Analyst, Macro Analyst, Recommendation Engine, Letter Writer, Compliance Reviewer, Doc Formatter) ensures each component can be tested, improved, and scaled independently.</w:t>
+        <w:t>**Principle 1: Code for Math, LLM for Language.**</w:t>
+      </w:r>
+    </w:p>
+    <w:p>
+      <w:r>
+        <w:rPr>
+          <w:rFonts w:ascii="Calibri" w:hAnsi="Calibri"/>
+          <w:color w:val="333333"/>
+          <w:sz w:val="21"/>
+        </w:rPr>
+        <w:t>Every financial figure — returns, P&amp;L, allocation, drift, benchmark comparisons, monthly stock profitability — is calculated by Python/pandas code. The LLM's job is strictly to turn those verified numbers into natural Portuguese prose. This eliminates the hallucination risk.</w:t>
       </w:r>
     </w:p>
     <w:p/>
@@ -218,7 +268,17 @@
           <w:color w:val="333333"/>
           <w:sz w:val="21"/>
         </w:rPr>
-        <w:t>2. Code for Math, LLM for Language: The most critical design decision is that ALL financial calculations are done by Python/pandas code, never by the LLM. The LLM's role is strictly to generate natural language text from verified numbers. This eliminates hallucination risk for financial figures.</w:t>
+        <w:t>**Principle 2: Separation of Concerns Through Agents.**</w:t>
+      </w:r>
+    </w:p>
+    <w:p>
+      <w:r>
+        <w:rPr>
+          <w:rFonts w:ascii="Calibri" w:hAnsi="Calibri"/>
+          <w:color w:val="333333"/>
+          <w:sz w:val="21"/>
+        </w:rPr>
+        <w:t>We built 6 specialized agents in a pipeline: Portfolio Analyst (pandas), Macro Analyst (GPT-4o), Recommendation Engine (code + GPT-4o), Letter Writer (GPT-4o), Compliance Reviewer (regex + GPT-4o), Doc Formatter (python-docx). Each has a single responsibility and can be tested independently.</w:t>
       </w:r>
     </w:p>
     <w:p/>
@@ -229,7 +289,17 @@
           <w:color w:val="333333"/>
           <w:sz w:val="21"/>
         </w:rPr>
-        <w:t>3. Compliance by Design: Rather than hoping the LLM produces compliant output, we built compliance into the architecture. The Recommendation Engine uses CVM-compliant language patterns in its prompts. The Compliance Reviewer acts as a quality gate — the letter cannot be delivered without passing automated and LLM-based compliance checks.</w:t>
+        <w:t>**Principle 3: Compliance by Design.**</w:t>
+      </w:r>
+    </w:p>
+    <w:p>
+      <w:r>
+        <w:rPr>
+          <w:rFonts w:ascii="Calibri" w:hAnsi="Calibri"/>
+          <w:color w:val="333333"/>
+          <w:sz w:val="21"/>
+        </w:rPr>
+        <w:t>Instead of hoping the LLM produces CVM-compliant text, compliance is built into the architecture: the Recommendation Engine's prompts use explicit forbidden/allowed CVM language patterns, and the Compliance Reviewer runs a dual-layer check (regex patterns + LLM review) before output.</w:t>
       </w:r>
     </w:p>
     <w:p/>
@@ -240,7 +310,17 @@
           <w:color w:val="333333"/>
           <w:sz w:val="21"/>
         </w:rPr>
-        <w:t>The Streamlit platform was chosen because it demonstrates the full advisor workflow: from client overview to report generation. It shows how agents can power an entire AAI productivity tool, not just one letter.</w:t>
+        <w:t>**Rivet Workflow Architecture:**</w:t>
+      </w:r>
+    </w:p>
+    <w:p>
+      <w:r>
+        <w:rPr>
+          <w:rFonts w:ascii="Calibri" w:hAnsi="Calibri"/>
+          <w:color w:val="333333"/>
+          <w:sz w:val="21"/>
+        </w:rPr>
+        <w:t>The Rivet project uses pre-calculated JSON from Python/pandas embedded in Text nodes. This guarantees deterministic financial data flows through the pipeline while GPT-4o handles only narrative generation. In production, these Text nodes would be replaced by httpCall nodes hitting a Flask API (api_server.py, included in the repo) for real-time calculations.</w:t>
       </w:r>
     </w:p>
     <w:p/>
@@ -252,7 +332,7 @@
           <w:color w:val="1A1A2E"/>
           <w:sz w:val="24"/>
         </w:rPr>
-        <w:t>Question 3: What would you do with a full month?</w:t>
+        <w:t>3. What We'd Do Next (With a Full Month)</w:t>
       </w:r>
     </w:p>
     <w:p/>
@@ -263,10 +343,9 @@
           <w:color w:val="333333"/>
           <w:sz w:val="21"/>
         </w:rPr>
-        <w:t>With a full month, the platform would evolve into a production-ready AAI tool:</w:t>
+        <w:t>**Week 1 — Real Data Integration:**</w:t>
       </w:r>
     </w:p>
-    <w:p/>
     <w:p>
       <w:pPr>
         <w:ind w:left="567"/>
@@ -277,10 +356,9 @@
           <w:color w:val="333333"/>
           <w:sz w:val="21"/>
         </w:rPr>
-        <w:t>- Real Data Integration: Connect to XP's APIs for live portfolio data, market prices, and client CRM. Replace mock data with real-time feeds.</w:t>
+        <w:t>- Connect to XP's APIs for live portfolio data and market prices</w:t>
       </w:r>
     </w:p>
-    <w:p/>
     <w:p>
       <w:pPr>
         <w:ind w:left="567"/>
@@ -291,10 +369,9 @@
           <w:color w:val="333333"/>
           <w:sz w:val="21"/>
         </w:rPr>
-        <w:t>- Multi-Agent Orchestration Framework: Build a proper orchestration layer with retry logic, error handling, agent memory, and conversation history. Enable agents to iterate (e.g., if compliance fails, send back to the writer for revision).</w:t>
+        <w:t>- Replace mock data with real-time feeds from B3, CVM, and XP's internal systems</w:t>
       </w:r>
     </w:p>
-    <w:p/>
     <w:p>
       <w:pPr>
         <w:ind w:left="567"/>
@@ -305,10 +382,20 @@
           <w:color w:val="333333"/>
           <w:sz w:val="21"/>
         </w:rPr>
-        <w:t>- Client Communication Automation: Integrate email delivery (via Gmail API or internal systems), schedule monthly report generation, and add client notification preferences.</w:t>
+        <w:t>- Connect the Flask API (api_server.py) to Rivet's httpCall nodes for real-time calculations</w:t>
       </w:r>
     </w:p>
     <w:p/>
+    <w:p>
+      <w:r>
+        <w:rPr>
+          <w:rFonts w:ascii="Calibri" w:hAnsi="Calibri"/>
+          <w:color w:val="333333"/>
+          <w:sz w:val="21"/>
+        </w:rPr>
+        <w:t>**Week 2 — Agent Evolution:**</w:t>
+      </w:r>
+    </w:p>
     <w:p>
       <w:pPr>
         <w:ind w:left="567"/>
@@ -319,10 +406,9 @@
           <w:color w:val="333333"/>
           <w:sz w:val="21"/>
         </w:rPr>
-        <w:t>- Advanced Analytics: Add Monte Carlo simulations for portfolio risk, scenario analysis (what-if Selic goes to 16%?), and automated rebalancing execution tracking.</w:t>
+        <w:t>- Add RAG so the Macro Analyst can cite specific XP research reports</w:t>
       </w:r>
     </w:p>
-    <w:p/>
     <w:p>
       <w:pPr>
         <w:ind w:left="567"/>
@@ -333,10 +419,9 @@
           <w:color w:val="333333"/>
           <w:sz w:val="21"/>
         </w:rPr>
-        <w:t>- RAG Pipeline: Implement retrieval-augmented generation using XP's research library, enabling the macro analyst to cite specific research reports and data points.</w:t>
+        <w:t>- Build an iterative compliance loop — if the letter fails review, it goes back to the writer</w:t>
       </w:r>
     </w:p>
-    <w:p/>
     <w:p>
       <w:pPr>
         <w:ind w:left="567"/>
@@ -347,10 +432,20 @@
           <w:color w:val="333333"/>
           <w:sz w:val="21"/>
         </w:rPr>
-        <w:t>- Human-in-the-Loop: Add an approval workflow where the advisor reviews and edits the generated letter before sending, building trust in the AI system.</w:t>
+        <w:t>- Add agent memory for personalized recommendations that improve over time</w:t>
       </w:r>
     </w:p>
     <w:p/>
+    <w:p>
+      <w:r>
+        <w:rPr>
+          <w:rFonts w:ascii="Calibri" w:hAnsi="Calibri"/>
+          <w:color w:val="333333"/>
+          <w:sz w:val="21"/>
+        </w:rPr>
+        <w:t>**Week 3 — Client Communication:**</w:t>
+      </w:r>
+    </w:p>
     <w:p>
       <w:pPr>
         <w:ind w:left="567"/>
@@ -361,10 +456,9 @@
           <w:color w:val="333333"/>
           <w:sz w:val="21"/>
         </w:rPr>
-        <w:t>- Performance Monitoring: Track which recommendations were followed, measure portfolio outcomes, and use this data to improve future recommendations.</w:t>
+        <w:t>- Integrate email delivery with scheduled monthly reports</w:t>
       </w:r>
     </w:p>
-    <w:p/>
     <w:p>
       <w:pPr>
         <w:ind w:left="567"/>
@@ -375,10 +469,218 @@
           <w:color w:val="333333"/>
           <w:sz w:val="21"/>
         </w:rPr>
-        <w:t>- Mobile Interface: Build a mobile-first dashboard so advisors can review client status and approve communications on the go.</w:t>
+        <w:t>- Add human-in-the-loop approval workflow for advisor review before sending</w:t>
+      </w:r>
+    </w:p>
+    <w:p>
+      <w:pPr>
+        <w:ind w:left="567"/>
+      </w:pPr>
+      <w:r>
+        <w:rPr>
+          <w:rFonts w:ascii="Calibri" w:hAnsi="Calibri"/>
+          <w:color w:val="333333"/>
+          <w:sz w:val="21"/>
+        </w:rPr>
+        <w:t>- Build notification system for overdue clients</w:t>
       </w:r>
     </w:p>
     <w:p/>
+    <w:p>
+      <w:r>
+        <w:rPr>
+          <w:rFonts w:ascii="Calibri" w:hAnsi="Calibri"/>
+          <w:color w:val="333333"/>
+          <w:sz w:val="21"/>
+        </w:rPr>
+        <w:t>**Week 4 — Advanced Analytics:**</w:t>
+      </w:r>
+    </w:p>
+    <w:p>
+      <w:pPr>
+        <w:ind w:left="567"/>
+      </w:pPr>
+      <w:r>
+        <w:rPr>
+          <w:rFonts w:ascii="Calibri" w:hAnsi="Calibri"/>
+          <w:color w:val="333333"/>
+          <w:sz w:val="21"/>
+        </w:rPr>
+        <w:t>- Monte Carlo simulations for portfolio risk scenarios</w:t>
+      </w:r>
+    </w:p>
+    <w:p>
+      <w:pPr>
+        <w:ind w:left="567"/>
+      </w:pPr>
+      <w:r>
+        <w:rPr>
+          <w:rFonts w:ascii="Calibri" w:hAnsi="Calibri"/>
+          <w:color w:val="333333"/>
+          <w:sz w:val="21"/>
+        </w:rPr>
+        <w:t>- Automated rebalancing execution tracking</w:t>
+      </w:r>
+    </w:p>
+    <w:p>
+      <w:pPr>
+        <w:ind w:left="567"/>
+      </w:pPr>
+      <w:r>
+        <w:rPr>
+          <w:rFonts w:ascii="Calibri" w:hAnsi="Calibri"/>
+          <w:color w:val="333333"/>
+          <w:sz w:val="21"/>
+        </w:rPr>
+        <w:t>- Mobile-first dashboard for advisors on the go</w:t>
+      </w:r>
+    </w:p>
+    <w:p>
+      <w:pPr>
+        <w:ind w:left="567"/>
+      </w:pPr>
+      <w:r>
+        <w:rPr>
+          <w:rFonts w:ascii="Calibri" w:hAnsi="Calibri"/>
+          <w:color w:val="333333"/>
+          <w:sz w:val="21"/>
+        </w:rPr>
+        <w:t>- Deploy to XP's infrastructure with proper auth and security</w:t>
+      </w:r>
+    </w:p>
+    <w:p/>
+    <w:p>
+      <w:r>
+        <w:rPr>
+          <w:rFonts w:ascii="Calibri" w:hAnsi="Calibri"/>
+          <w:b/>
+          <w:color w:val="1A1A2E"/>
+          <w:sz w:val="24"/>
+        </w:rPr>
+        <w:t>Supporting Files</w:t>
+      </w:r>
+    </w:p>
+    <w:p/>
+    <w:p>
+      <w:r>
+        <w:rPr>
+          <w:rFonts w:ascii="Calibri" w:hAnsi="Calibri"/>
+          <w:color w:val="333333"/>
+          <w:sz w:val="21"/>
+        </w:rPr>
+        <w:t>| File | Purpose |</w:t>
+      </w:r>
+    </w:p>
+    <w:p>
+      <w:r>
+        <w:rPr>
+          <w:rFonts w:ascii="Calibri" w:hAnsi="Calibri"/>
+          <w:color w:val="333333"/>
+          <w:sz w:val="21"/>
+        </w:rPr>
+        <w:t>|------|---------|</w:t>
+      </w:r>
+    </w:p>
+    <w:p>
+      <w:r>
+        <w:rPr>
+          <w:rFonts w:ascii="Calibri" w:hAnsi="Calibri"/>
+          <w:color w:val="333333"/>
+          <w:sz w:val="21"/>
+        </w:rPr>
+        <w:t>| api_server.py | Flask API wrapping Python/pandas calculations (port 5050) |</w:t>
+      </w:r>
+    </w:p>
+    <w:p>
+      <w:r>
+        <w:rPr>
+          <w:rFonts w:ascii="Calibri" w:hAnsi="Calibri"/>
+          <w:color w:val="333333"/>
+          <w:sz w:val="21"/>
+        </w:rPr>
+        <w:t>| agents/portfolio_analyst.py | Pandas-based P&amp;L, allocation, benchmark, profitability calculations |</w:t>
+      </w:r>
+    </w:p>
+    <w:p>
+      <w:r>
+        <w:rPr>
+          <w:rFonts w:ascii="Calibri" w:hAnsi="Calibri"/>
+          <w:color w:val="333333"/>
+          <w:sz w:val="21"/>
+        </w:rPr>
+        <w:t>| agents/recommendation_engine.py | Drift analysis + CVM-compliant suggestions |</w:t>
+      </w:r>
+    </w:p>
+    <w:p>
+      <w:r>
+        <w:rPr>
+          <w:rFonts w:ascii="Calibri" w:hAnsi="Calibri"/>
+          <w:color w:val="333333"/>
+          <w:sz w:val="21"/>
+        </w:rPr>
+        <w:t>| agents/letter_writer.py | Portuguese letter generation with monthly stock returns |</w:t>
+      </w:r>
+    </w:p>
+    <w:p>
+      <w:r>
+        <w:rPr>
+          <w:rFonts w:ascii="Calibri" w:hAnsi="Calibri"/>
+          <w:color w:val="333333"/>
+          <w:sz w:val="21"/>
+        </w:rPr>
+        <w:t>| agents/compliance_reviewer.py | Dual-layer compliance check (regex + LLM) |</w:t>
+      </w:r>
+    </w:p>
+    <w:p>
+      <w:r>
+        <w:rPr>
+          <w:rFonts w:ascii="Calibri" w:hAnsi="Calibri"/>
+          <w:color w:val="333333"/>
+          <w:sz w:val="21"/>
+        </w:rPr>
+        <w:t>| agents/doc_formatter.py | Professional .docx generation with XP branding |</w:t>
+      </w:r>
+    </w:p>
+    <w:p>
+      <w:r>
+        <w:rPr>
+          <w:rFonts w:ascii="Calibri" w:hAnsi="Calibri"/>
+          <w:color w:val="333333"/>
+          <w:sz w:val="21"/>
+        </w:rPr>
+        <w:t>| orchestrator.py | 6-agent pipeline orchestrator |</w:t>
+      </w:r>
+    </w:p>
+    <w:p>
+      <w:r>
+        <w:rPr>
+          <w:rFonts w:ascii="Calibri" w:hAnsi="Calibri"/>
+          <w:color w:val="333333"/>
+          <w:sz w:val="21"/>
+        </w:rPr>
+        <w:t>| app.py | Streamlit web platform (5 pages + Add Client) |</w:t>
+      </w:r>
+    </w:p>
+    <w:p>
+      <w:r>
+        <w:rPr>
+          <w:rFonts w:ascii="Calibri" w:hAnsi="Calibri"/>
+          <w:color w:val="333333"/>
+          <w:sz w:val="21"/>
+        </w:rPr>
+        <w:t>| xp_advisor_improved.rivet-project | Improved Rivet workflow with 6 subgraphs |</w:t>
+      </w:r>
+    </w:p>
+    <w:p>
+      <w:r>
+        <w:rPr>
+          <w:rFonts w:ascii="Calibri" w:hAnsi="Calibri"/>
+          <w:color w:val="333333"/>
+          <w:sz w:val="21"/>
+        </w:rPr>
+        <w:t>| input/profitability_calc_wip.csv | Stock price CSV used for monthly return calculation |</w:t>
+      </w:r>
+    </w:p>
     <w:sectPr>
       <w:pgSz w:w="12240" w:h="15840"/>
       <w:pgMar w:top="1417" w:right="1417" w:bottom="1417" w:left="1417" w:header="720" w:footer="720" w:gutter="0"/>

--- a/output/workflow_report.docx
+++ b/output/workflow_report.docx
@@ -38,7 +38,7 @@
           <w:color w:val="1A1A2E"/>
           <w:sz w:val="28"/>
         </w:rPr>
-        <w:t>XP AAI Platform — Workflow Improvement Report</w:t>
+        <w:t>Issues Found &amp; Improvement Areas</w:t>
       </w:r>
     </w:p>
     <w:p/>
@@ -50,7 +50,17 @@
           <w:color w:val="1A1A2E"/>
           <w:sz w:val="24"/>
         </w:rPr>
-        <w:t>1. Issues Found in the Original Version</w:t>
+        <w:t>1. Portfolio Profitability Calculation</w:t>
+      </w:r>
+    </w:p>
+    <w:p>
+      <w:r>
+        <w:rPr>
+          <w:rFonts w:ascii="Calibri" w:hAnsi="Calibri"/>
+          <w:color w:val="333333"/>
+          <w:sz w:val="21"/>
+        </w:rPr>
+        <w:t>The original workflow lacked automated profitability calculations. Monthly stock returns were not being calculated from price data, requiring manual input.</w:t>
       </w:r>
     </w:p>
     <w:p/>
@@ -61,7 +71,29 @@
           <w:color w:val="333333"/>
           <w:sz w:val="21"/>
         </w:rPr>
-        <w:t>The original enter_challenge.rivet-project had several critical problems:</w:t>
+        <w:t>Solution: Built a Python/pandas pipeline that reads the profitability CSV (current vs. last month prices), calculates percentage changes, and feeds them into the letter. All financial figures are code-calculated — never LLM-generated.</w:t>
+      </w:r>
+    </w:p>
+    <w:p/>
+    <w:p>
+      <w:r>
+        <w:rPr>
+          <w:rFonts w:ascii="Calibri" w:hAnsi="Calibri"/>
+          <w:b/>
+          <w:color w:val="1A1A2E"/>
+          <w:sz w:val="24"/>
+        </w:rPr>
+        <w:t>2. Buy/Sell Recommendation Logic</w:t>
+      </w:r>
+    </w:p>
+    <w:p>
+      <w:r>
+        <w:rPr>
+          <w:rFonts w:ascii="Calibri" w:hAnsi="Calibri"/>
+          <w:color w:val="333333"/>
+          <w:sz w:val="21"/>
+        </w:rPr>
+        <w:t>The recommendation engine was missing structured logic for suggesting portfolio adjustments. It now compares current allocation against target allocation for the client's risk profile and generates CVM-compliant suggestions.</w:t>
       </w:r>
     </w:p>
     <w:p/>
@@ -72,7 +104,66 @@
           <w:color w:val="333333"/>
           <w:sz w:val="21"/>
         </w:rPr>
-        <w:t>**Critical Issues:**</w:t>
+        <w:t>Solution: The RecommendationEngine agent compares actual vs. target allocation, identifies drift, and produces balanced recommendations that respect CVM regulations (no direct buy/sell language).</w:t>
+      </w:r>
+    </w:p>
+    <w:p/>
+    <w:p>
+      <w:r>
+        <w:rPr>
+          <w:rFonts w:ascii="Calibri" w:hAnsi="Calibri"/>
+          <w:b/>
+          <w:color w:val="1A1A2E"/>
+          <w:sz w:val="24"/>
+        </w:rPr>
+        <w:t>3. Automated Formatting</w:t>
+      </w:r>
+    </w:p>
+    <w:p>
+      <w:r>
+        <w:rPr>
+          <w:rFonts w:ascii="Calibri" w:hAnsi="Calibri"/>
+          <w:color w:val="333333"/>
+          <w:sz w:val="21"/>
+        </w:rPr>
+        <w:t>Monthly letters were being created manually. The DocFormatter agent now generates professional .docx documents with XP branding, proper spacing, section headers, and CVM-compliant disclaimers — all automated.</w:t>
+      </w:r>
+    </w:p>
+    <w:p/>
+    <w:p>
+      <w:r>
+        <w:rPr>
+          <w:rFonts w:ascii="Calibri" w:hAnsi="Calibri"/>
+          <w:color w:val="333333"/>
+          <w:sz w:val="21"/>
+        </w:rPr>
+        <w:t>Solution: python-docx generates the final document with Calibri font, XP color scheme, tight spacing for 1-2 page output, and proper formatting for each section type.</w:t>
+      </w:r>
+    </w:p>
+    <w:p/>
+    <w:p>
+      <w:r>
+        <w:rPr>
+          <w:rFonts w:ascii="Calibri" w:hAnsi="Calibri"/>
+          <w:b/>
+          <w:color w:val="1A1A2E"/>
+          <w:sz w:val="28"/>
+        </w:rPr>
+        <w:t>Rationale</w:t>
+      </w:r>
+    </w:p>
+    <w:p/>
+    <w:p>
+      <w:pPr>
+        <w:ind w:left="567"/>
+      </w:pPr>
+      <w:r>
+        <w:rPr>
+          <w:rFonts w:ascii="Calibri" w:hAnsi="Calibri"/>
+          <w:color w:val="333333"/>
+          <w:sz w:val="21"/>
+        </w:rPr>
+        <w:t>- Deterministic calculations in Python ensure accuracy and auditability</w:t>
       </w:r>
     </w:p>
     <w:p>
@@ -85,7 +176,7 @@
           <w:color w:val="333333"/>
           <w:sz w:val="21"/>
         </w:rPr>
-        <w:t>- No code-based calculations: Portfolio data goes directly to GPT-4o-mini with no computation. LLMs hallucinate numbers — in finance, one wrong figure in a client letter is a compliance violation and a trust destroyer.</w:t>
+        <w:t>- LLMs generate narrative text only — never financial figures</w:t>
       </w:r>
     </w:p>
     <w:p>
@@ -98,7 +189,7 @@
           <w:color w:val="333333"/>
           <w:sz w:val="21"/>
         </w:rPr>
-        <w:t>- No compliance review: Investment letters in Brazil must follow CVM rules — no direct buy/sell recommendations, no guaranteed returns, proper disclaimers. The original system sends LLM output directly to the client with zero compliance checking.</w:t>
+        <w:t>- CVM compliance is enforced at every stage</w:t>
       </w:r>
     </w:p>
     <w:p>
@@ -111,18 +202,7 @@
           <w:color w:val="333333"/>
           <w:sz w:val="21"/>
         </w:rPr>
-        <w:t>- No recommendation engine: The system only summarizes existing data. It does not compare the portfolio against the client's target allocation, flag drift, or suggest rebalancing.</w:t>
-      </w:r>
-    </w:p>
-    <w:p/>
-    <w:p>
-      <w:r>
-        <w:rPr>
-          <w:rFonts w:ascii="Calibri" w:hAnsi="Calibri"/>
-          <w:color w:val="333333"/>
-          <w:sz w:val="21"/>
-        </w:rPr>
-        <w:t>**Important Issues:**</w:t>
+        <w:t>- The 6-agent pipeline (Portfolio Analyst → Macro Analyst → Recommendation Engine → Letter Writer → Compliance Reviewer → Doc Formatter) mirrors a real advisory workflow</w:t>
       </w:r>
     </w:p>
     <w:p>
@@ -135,7 +215,33 @@
           <w:color w:val="333333"/>
           <w:sz w:val="21"/>
         </w:rPr>
-        <w:t>- Uses GPT-4o-mini (too shallow for financial analysis)</w:t>
+        <w:t>- Rivet visual workflow enables non-technical stakeholders to understand and modify the pipeline</w:t>
+      </w:r>
+    </w:p>
+    <w:p/>
+    <w:p>
+      <w:r>
+        <w:rPr>
+          <w:rFonts w:ascii="Calibri" w:hAnsi="Calibri"/>
+          <w:b/>
+          <w:color w:val="1A1A2E"/>
+          <w:sz w:val="28"/>
+        </w:rPr>
+        <w:t>What We'd Do Next</w:t>
+      </w:r>
+    </w:p>
+    <w:p/>
+    <w:p>
+      <w:pPr>
+        <w:ind w:left="567"/>
+      </w:pPr>
+      <w:r>
+        <w:rPr>
+          <w:rFonts w:ascii="Calibri" w:hAnsi="Calibri"/>
+          <w:color w:val="333333"/>
+          <w:sz w:val="21"/>
+        </w:rPr>
+        <w:t>- Connect to real-time market data APIs (B3, Bloomberg) for live pricing</w:t>
       </w:r>
     </w:p>
     <w:p>
@@ -148,7 +254,7 @@
           <w:color w:val="333333"/>
           <w:sz w:val="21"/>
         </w:rPr>
-        <w:t>- Ignores the profitability CSV entirely — monthly stock returns are never calculated</w:t>
+        <w:t>- Add multi-client batch processing for all 52 clients</w:t>
       </w:r>
     </w:p>
     <w:p>
@@ -161,7 +267,7 @@
           <w:color w:val="333333"/>
           <w:sz w:val="21"/>
         </w:rPr>
-        <w:t>- No document formatting (.docx generation)</w:t>
+        <w:t>- Implement email integration for automated letter delivery</w:t>
       </w:r>
     </w:p>
     <w:p>
@@ -174,7 +280,7 @@
           <w:color w:val="333333"/>
           <w:sz w:val="21"/>
         </w:rPr>
-        <w:t>- Hardcoded Windows file paths (non-portable)</w:t>
+        <w:t>- Build a feedback loop where clients can rate letters</w:t>
       </w:r>
     </w:p>
     <w:p>
@@ -187,7 +293,7 @@
           <w:color w:val="333333"/>
           <w:sz w:val="21"/>
         </w:rPr>
-        <w:t>- Generic prompts with no client-specific personalization</w:t>
+        <w:t>- Add more asset classes (crypto, international) to the recommendation engine</w:t>
       </w:r>
     </w:p>
     <w:p>
@@ -200,352 +306,7 @@
           <w:color w:val="333333"/>
           <w:sz w:val="21"/>
         </w:rPr>
-        <w:t>- Sequential flow when parallel execution is possible</w:t>
-      </w:r>
-    </w:p>
-    <w:p>
-      <w:pPr>
-        <w:ind w:left="567"/>
-      </w:pPr>
-      <w:r>
-        <w:rPr>
-          <w:rFonts w:ascii="Calibri" w:hAnsi="Calibri"/>
-          <w:color w:val="333333"/>
-          <w:sz w:val="21"/>
-        </w:rPr>
-        <w:t>- Temperature 0.5 and max_tokens 1024 everywhere (suboptimal settings)</w:t>
-      </w:r>
-    </w:p>
-    <w:p/>
-    <w:p>
-      <w:r>
-        <w:rPr>
-          <w:rFonts w:ascii="Calibri" w:hAnsi="Calibri"/>
-          <w:b/>
-          <w:color w:val="1A1A2E"/>
-          <w:sz w:val="24"/>
-        </w:rPr>
-        <w:t>2. Rationale Behind Our Approach</w:t>
-      </w:r>
-    </w:p>
-    <w:p/>
-    <w:p>
-      <w:r>
-        <w:rPr>
-          <w:rFonts w:ascii="Calibri" w:hAnsi="Calibri"/>
-          <w:color w:val="333333"/>
-          <w:sz w:val="21"/>
-        </w:rPr>
-        <w:t>Three core principles guided every decision:</w:t>
-      </w:r>
-    </w:p>
-    <w:p/>
-    <w:p>
-      <w:r>
-        <w:rPr>
-          <w:rFonts w:ascii="Calibri" w:hAnsi="Calibri"/>
-          <w:color w:val="333333"/>
-          <w:sz w:val="21"/>
-        </w:rPr>
-        <w:t>**Principle 1: Code for Math, LLM for Language.**</w:t>
-      </w:r>
-    </w:p>
-    <w:p>
-      <w:r>
-        <w:rPr>
-          <w:rFonts w:ascii="Calibri" w:hAnsi="Calibri"/>
-          <w:color w:val="333333"/>
-          <w:sz w:val="21"/>
-        </w:rPr>
-        <w:t>Every financial figure — returns, P&amp;L, allocation, drift, benchmark comparisons, monthly stock profitability — is calculated by Python/pandas code. The LLM's job is strictly to turn those verified numbers into natural Portuguese prose. This eliminates the hallucination risk.</w:t>
-      </w:r>
-    </w:p>
-    <w:p/>
-    <w:p>
-      <w:r>
-        <w:rPr>
-          <w:rFonts w:ascii="Calibri" w:hAnsi="Calibri"/>
-          <w:color w:val="333333"/>
-          <w:sz w:val="21"/>
-        </w:rPr>
-        <w:t>**Principle 2: Separation of Concerns Through Agents.**</w:t>
-      </w:r>
-    </w:p>
-    <w:p>
-      <w:r>
-        <w:rPr>
-          <w:rFonts w:ascii="Calibri" w:hAnsi="Calibri"/>
-          <w:color w:val="333333"/>
-          <w:sz w:val="21"/>
-        </w:rPr>
-        <w:t>We built 6 specialized agents in a pipeline: Portfolio Analyst (pandas), Macro Analyst (GPT-4o), Recommendation Engine (code + GPT-4o), Letter Writer (GPT-4o), Compliance Reviewer (regex + GPT-4o), Doc Formatter (python-docx). Each has a single responsibility and can be tested independently.</w:t>
-      </w:r>
-    </w:p>
-    <w:p/>
-    <w:p>
-      <w:r>
-        <w:rPr>
-          <w:rFonts w:ascii="Calibri" w:hAnsi="Calibri"/>
-          <w:color w:val="333333"/>
-          <w:sz w:val="21"/>
-        </w:rPr>
-        <w:t>**Principle 3: Compliance by Design.**</w:t>
-      </w:r>
-    </w:p>
-    <w:p>
-      <w:r>
-        <w:rPr>
-          <w:rFonts w:ascii="Calibri" w:hAnsi="Calibri"/>
-          <w:color w:val="333333"/>
-          <w:sz w:val="21"/>
-        </w:rPr>
-        <w:t>Instead of hoping the LLM produces CVM-compliant text, compliance is built into the architecture: the Recommendation Engine's prompts use explicit forbidden/allowed CVM language patterns, and the Compliance Reviewer runs a dual-layer check (regex patterns + LLM review) before output.</w:t>
-      </w:r>
-    </w:p>
-    <w:p/>
-    <w:p>
-      <w:r>
-        <w:rPr>
-          <w:rFonts w:ascii="Calibri" w:hAnsi="Calibri"/>
-          <w:color w:val="333333"/>
-          <w:sz w:val="21"/>
-        </w:rPr>
-        <w:t>**Rivet Workflow Architecture:**</w:t>
-      </w:r>
-    </w:p>
-    <w:p>
-      <w:r>
-        <w:rPr>
-          <w:rFonts w:ascii="Calibri" w:hAnsi="Calibri"/>
-          <w:color w:val="333333"/>
-          <w:sz w:val="21"/>
-        </w:rPr>
-        <w:t>The Rivet project uses pre-calculated JSON from Python/pandas embedded in Text nodes. This guarantees deterministic financial data flows through the pipeline while GPT-4o handles only narrative generation. In production, these Text nodes would be replaced by httpCall nodes hitting a Flask API (api_server.py, included in the repo) for real-time calculations.</w:t>
-      </w:r>
-    </w:p>
-    <w:p/>
-    <w:p>
-      <w:r>
-        <w:rPr>
-          <w:rFonts w:ascii="Calibri" w:hAnsi="Calibri"/>
-          <w:b/>
-          <w:color w:val="1A1A2E"/>
-          <w:sz w:val="24"/>
-        </w:rPr>
-        <w:t>3. What We'd Do Next (With a Full Month)</w:t>
-      </w:r>
-    </w:p>
-    <w:p/>
-    <w:p>
-      <w:r>
-        <w:rPr>
-          <w:rFonts w:ascii="Calibri" w:hAnsi="Calibri"/>
-          <w:color w:val="333333"/>
-          <w:sz w:val="21"/>
-        </w:rPr>
-        <w:t>**Week 1 — Real Data Integration:**</w:t>
-      </w:r>
-    </w:p>
-    <w:p>
-      <w:pPr>
-        <w:ind w:left="567"/>
-      </w:pPr>
-      <w:r>
-        <w:rPr>
-          <w:rFonts w:ascii="Calibri" w:hAnsi="Calibri"/>
-          <w:color w:val="333333"/>
-          <w:sz w:val="21"/>
-        </w:rPr>
-        <w:t>- Connect to XP's APIs for live portfolio data and market prices</w:t>
-      </w:r>
-    </w:p>
-    <w:p>
-      <w:pPr>
-        <w:ind w:left="567"/>
-      </w:pPr>
-      <w:r>
-        <w:rPr>
-          <w:rFonts w:ascii="Calibri" w:hAnsi="Calibri"/>
-          <w:color w:val="333333"/>
-          <w:sz w:val="21"/>
-        </w:rPr>
-        <w:t>- Replace mock data with real-time feeds from B3, CVM, and XP's internal systems</w:t>
-      </w:r>
-    </w:p>
-    <w:p>
-      <w:pPr>
-        <w:ind w:left="567"/>
-      </w:pPr>
-      <w:r>
-        <w:rPr>
-          <w:rFonts w:ascii="Calibri" w:hAnsi="Calibri"/>
-          <w:color w:val="333333"/>
-          <w:sz w:val="21"/>
-        </w:rPr>
-        <w:t>- Connect the Flask API (api_server.py) to Rivet's httpCall nodes for real-time calculations</w:t>
-      </w:r>
-    </w:p>
-    <w:p/>
-    <w:p>
-      <w:r>
-        <w:rPr>
-          <w:rFonts w:ascii="Calibri" w:hAnsi="Calibri"/>
-          <w:color w:val="333333"/>
-          <w:sz w:val="21"/>
-        </w:rPr>
-        <w:t>**Week 2 — Agent Evolution:**</w:t>
-      </w:r>
-    </w:p>
-    <w:p>
-      <w:pPr>
-        <w:ind w:left="567"/>
-      </w:pPr>
-      <w:r>
-        <w:rPr>
-          <w:rFonts w:ascii="Calibri" w:hAnsi="Calibri"/>
-          <w:color w:val="333333"/>
-          <w:sz w:val="21"/>
-        </w:rPr>
-        <w:t>- Add RAG so the Macro Analyst can cite specific XP research reports</w:t>
-      </w:r>
-    </w:p>
-    <w:p>
-      <w:pPr>
-        <w:ind w:left="567"/>
-      </w:pPr>
-      <w:r>
-        <w:rPr>
-          <w:rFonts w:ascii="Calibri" w:hAnsi="Calibri"/>
-          <w:color w:val="333333"/>
-          <w:sz w:val="21"/>
-        </w:rPr>
-        <w:t>- Build an iterative compliance loop — if the letter fails review, it goes back to the writer</w:t>
-      </w:r>
-    </w:p>
-    <w:p>
-      <w:pPr>
-        <w:ind w:left="567"/>
-      </w:pPr>
-      <w:r>
-        <w:rPr>
-          <w:rFonts w:ascii="Calibri" w:hAnsi="Calibri"/>
-          <w:color w:val="333333"/>
-          <w:sz w:val="21"/>
-        </w:rPr>
-        <w:t>- Add agent memory for personalized recommendations that improve over time</w:t>
-      </w:r>
-    </w:p>
-    <w:p/>
-    <w:p>
-      <w:r>
-        <w:rPr>
-          <w:rFonts w:ascii="Calibri" w:hAnsi="Calibri"/>
-          <w:color w:val="333333"/>
-          <w:sz w:val="21"/>
-        </w:rPr>
-        <w:t>**Week 3 — Client Communication:**</w:t>
-      </w:r>
-    </w:p>
-    <w:p>
-      <w:pPr>
-        <w:ind w:left="567"/>
-      </w:pPr>
-      <w:r>
-        <w:rPr>
-          <w:rFonts w:ascii="Calibri" w:hAnsi="Calibri"/>
-          <w:color w:val="333333"/>
-          <w:sz w:val="21"/>
-        </w:rPr>
-        <w:t>- Integrate email delivery with scheduled monthly reports</w:t>
-      </w:r>
-    </w:p>
-    <w:p>
-      <w:pPr>
-        <w:ind w:left="567"/>
-      </w:pPr>
-      <w:r>
-        <w:rPr>
-          <w:rFonts w:ascii="Calibri" w:hAnsi="Calibri"/>
-          <w:color w:val="333333"/>
-          <w:sz w:val="21"/>
-        </w:rPr>
-        <w:t>- Add human-in-the-loop approval workflow for advisor review before sending</w:t>
-      </w:r>
-    </w:p>
-    <w:p>
-      <w:pPr>
-        <w:ind w:left="567"/>
-      </w:pPr>
-      <w:r>
-        <w:rPr>
-          <w:rFonts w:ascii="Calibri" w:hAnsi="Calibri"/>
-          <w:color w:val="333333"/>
-          <w:sz w:val="21"/>
-        </w:rPr>
-        <w:t>- Build notification system for overdue clients</w:t>
-      </w:r>
-    </w:p>
-    <w:p/>
-    <w:p>
-      <w:r>
-        <w:rPr>
-          <w:rFonts w:ascii="Calibri" w:hAnsi="Calibri"/>
-          <w:color w:val="333333"/>
-          <w:sz w:val="21"/>
-        </w:rPr>
-        <w:t>**Week 4 — Advanced Analytics:**</w:t>
-      </w:r>
-    </w:p>
-    <w:p>
-      <w:pPr>
-        <w:ind w:left="567"/>
-      </w:pPr>
-      <w:r>
-        <w:rPr>
-          <w:rFonts w:ascii="Calibri" w:hAnsi="Calibri"/>
-          <w:color w:val="333333"/>
-          <w:sz w:val="21"/>
-        </w:rPr>
-        <w:t>- Monte Carlo simulations for portfolio risk scenarios</w:t>
-      </w:r>
-    </w:p>
-    <w:p>
-      <w:pPr>
-        <w:ind w:left="567"/>
-      </w:pPr>
-      <w:r>
-        <w:rPr>
-          <w:rFonts w:ascii="Calibri" w:hAnsi="Calibri"/>
-          <w:color w:val="333333"/>
-          <w:sz w:val="21"/>
-        </w:rPr>
-        <w:t>- Automated rebalancing execution tracking</w:t>
-      </w:r>
-    </w:p>
-    <w:p>
-      <w:pPr>
-        <w:ind w:left="567"/>
-      </w:pPr>
-      <w:r>
-        <w:rPr>
-          <w:rFonts w:ascii="Calibri" w:hAnsi="Calibri"/>
-          <w:color w:val="333333"/>
-          <w:sz w:val="21"/>
-        </w:rPr>
-        <w:t>- Mobile-first dashboard for advisors on the go</w:t>
-      </w:r>
-    </w:p>
-    <w:p>
-      <w:pPr>
-        <w:ind w:left="567"/>
-      </w:pPr>
-      <w:r>
-        <w:rPr>
-          <w:rFonts w:ascii="Calibri" w:hAnsi="Calibri"/>
-          <w:color w:val="333333"/>
-          <w:sz w:val="21"/>
-        </w:rPr>
-        <w:t>- Deploy to XP's infrastructure with proper auth and security</w:t>
+        <w:t>- Deploy Flask API to cloud for team-wide access</w:t>
       </w:r>
     </w:p>
     <w:p/>
@@ -562,123 +323,81 @@
     </w:p>
     <w:p/>
     <w:p>
+      <w:pPr>
+        <w:ind w:left="567"/>
+      </w:pPr>
       <w:r>
         <w:rPr>
           <w:rFonts w:ascii="Calibri" w:hAnsi="Calibri"/>
           <w:color w:val="333333"/>
           <w:sz w:val="21"/>
         </w:rPr>
-        <w:t>| File | Purpose |</w:t>
+        <w:t>- KNOWLEDGE.md: Full technical documentation</w:t>
       </w:r>
     </w:p>
     <w:p>
+      <w:pPr>
+        <w:ind w:left="567"/>
+      </w:pPr>
       <w:r>
         <w:rPr>
           <w:rFonts w:ascii="Calibri" w:hAnsi="Calibri"/>
           <w:color w:val="333333"/>
           <w:sz w:val="21"/>
         </w:rPr>
-        <w:t>|------|---------|</w:t>
+        <w:t>- api_server.py: Flask API wrapping Python calculations</w:t>
       </w:r>
     </w:p>
     <w:p>
+      <w:pPr>
+        <w:ind w:left="567"/>
+      </w:pPr>
       <w:r>
         <w:rPr>
           <w:rFonts w:ascii="Calibri" w:hAnsi="Calibri"/>
           <w:color w:val="333333"/>
           <w:sz w:val="21"/>
         </w:rPr>
-        <w:t>| api_server.py | Flask API wrapping Python/pandas calculations (port 5050) |</w:t>
+        <w:t>- xp_advisor_improved.rivet-project: Visual AI workflow</w:t>
       </w:r>
     </w:p>
     <w:p>
+      <w:pPr>
+        <w:ind w:left="567"/>
+      </w:pPr>
       <w:r>
         <w:rPr>
           <w:rFonts w:ascii="Calibri" w:hAnsi="Calibri"/>
           <w:color w:val="333333"/>
           <w:sz w:val="21"/>
         </w:rPr>
-        <w:t>| agents/portfolio_analyst.py | Pandas-based P&amp;L, allocation, benchmark, profitability calculations |</w:t>
+        <w:t>- agents/*.py: All 6 agent implementations</w:t>
       </w:r>
     </w:p>
     <w:p>
+      <w:pPr>
+        <w:ind w:left="567"/>
+      </w:pPr>
       <w:r>
         <w:rPr>
           <w:rFonts w:ascii="Calibri" w:hAnsi="Calibri"/>
           <w:color w:val="333333"/>
           <w:sz w:val="21"/>
         </w:rPr>
-        <w:t>| agents/recommendation_engine.py | Drift analysis + CVM-compliant suggestions |</w:t>
+        <w:t>- data/clients.py: Client and holdings data</w:t>
       </w:r>
     </w:p>
     <w:p>
+      <w:pPr>
+        <w:ind w:left="567"/>
+      </w:pPr>
       <w:r>
         <w:rPr>
           <w:rFonts w:ascii="Calibri" w:hAnsi="Calibri"/>
           <w:color w:val="333333"/>
           <w:sz w:val="21"/>
         </w:rPr>
-        <w:t>| agents/letter_writer.py | Portuguese letter generation with monthly stock returns |</w:t>
-      </w:r>
-    </w:p>
-    <w:p>
-      <w:r>
-        <w:rPr>
-          <w:rFonts w:ascii="Calibri" w:hAnsi="Calibri"/>
-          <w:color w:val="333333"/>
-          <w:sz w:val="21"/>
-        </w:rPr>
-        <w:t>| agents/compliance_reviewer.py | Dual-layer compliance check (regex + LLM) |</w:t>
-      </w:r>
-    </w:p>
-    <w:p>
-      <w:r>
-        <w:rPr>
-          <w:rFonts w:ascii="Calibri" w:hAnsi="Calibri"/>
-          <w:color w:val="333333"/>
-          <w:sz w:val="21"/>
-        </w:rPr>
-        <w:t>| agents/doc_formatter.py | Professional .docx generation with XP branding |</w:t>
-      </w:r>
-    </w:p>
-    <w:p>
-      <w:r>
-        <w:rPr>
-          <w:rFonts w:ascii="Calibri" w:hAnsi="Calibri"/>
-          <w:color w:val="333333"/>
-          <w:sz w:val="21"/>
-        </w:rPr>
-        <w:t>| orchestrator.py | 6-agent pipeline orchestrator |</w:t>
-      </w:r>
-    </w:p>
-    <w:p>
-      <w:r>
-        <w:rPr>
-          <w:rFonts w:ascii="Calibri" w:hAnsi="Calibri"/>
-          <w:color w:val="333333"/>
-          <w:sz w:val="21"/>
-        </w:rPr>
-        <w:t>| app.py | Streamlit web platform (5 pages + Add Client) |</w:t>
-      </w:r>
-    </w:p>
-    <w:p>
-      <w:r>
-        <w:rPr>
-          <w:rFonts w:ascii="Calibri" w:hAnsi="Calibri"/>
-          <w:color w:val="333333"/>
-          <w:sz w:val="21"/>
-        </w:rPr>
-        <w:t>| xp_advisor_improved.rivet-project | Improved Rivet workflow with 6 subgraphs |</w:t>
-      </w:r>
-    </w:p>
-    <w:p>
-      <w:r>
-        <w:rPr>
-          <w:rFonts w:ascii="Calibri" w:hAnsi="Calibri"/>
-          <w:color w:val="333333"/>
-          <w:sz w:val="21"/>
-        </w:rPr>
-        <w:t>| input/profitability_calc_wip.csv | Stock price CSV used for monthly return calculation |</w:t>
+        <w:t>- data/market.py: Market benchmarks and targets</w:t>
       </w:r>
     </w:p>
     <w:sectPr>

--- a/output/workflow_report.docx
+++ b/output/workflow_report.docx
@@ -38,7 +38,7 @@
           <w:color w:val="1A1A2E"/>
           <w:sz w:val="28"/>
         </w:rPr>
-        <w:t>Issues Found &amp; Improvement Areas</w:t>
+        <w:t>Workflow Report — XP AAI Platform</w:t>
       </w:r>
     </w:p>
     <w:p/>
@@ -50,17 +50,7 @@
           <w:color w:val="1A1A2E"/>
           <w:sz w:val="24"/>
         </w:rPr>
-        <w:t>1. Portfolio Profitability Calculation</w:t>
-      </w:r>
-    </w:p>
-    <w:p>
-      <w:r>
-        <w:rPr>
-          <w:rFonts w:ascii="Calibri" w:hAnsi="Calibri"/>
-          <w:color w:val="333333"/>
-          <w:sz w:val="21"/>
-        </w:rPr>
-        <w:t>The original workflow lacked automated profitability calculations. Monthly stock returns were not being calculated from price data, requiring manual input.</w:t>
+        <w:t>Question 1: What are the main issues with the first version?</w:t>
       </w:r>
     </w:p>
     <w:p/>
@@ -71,85 +61,7 @@
           <w:color w:val="333333"/>
           <w:sz w:val="21"/>
         </w:rPr>
-        <w:t>Solution: Built a Python/pandas pipeline that reads the profitability CSV (current vs. last month prices), calculates percentage changes, and feeds them into the letter. All financial figures are code-calculated — never LLM-generated.</w:t>
-      </w:r>
-    </w:p>
-    <w:p/>
-    <w:p>
-      <w:r>
-        <w:rPr>
-          <w:rFonts w:ascii="Calibri" w:hAnsi="Calibri"/>
-          <w:b/>
-          <w:color w:val="1A1A2E"/>
-          <w:sz w:val="24"/>
-        </w:rPr>
-        <w:t>2. Buy/Sell Recommendation Logic</w:t>
-      </w:r>
-    </w:p>
-    <w:p>
-      <w:r>
-        <w:rPr>
-          <w:rFonts w:ascii="Calibri" w:hAnsi="Calibri"/>
-          <w:color w:val="333333"/>
-          <w:sz w:val="21"/>
-        </w:rPr>
-        <w:t>The recommendation engine was missing structured logic for suggesting portfolio adjustments. It now compares current allocation against target allocation for the client's risk profile and generates CVM-compliant suggestions.</w:t>
-      </w:r>
-    </w:p>
-    <w:p/>
-    <w:p>
-      <w:r>
-        <w:rPr>
-          <w:rFonts w:ascii="Calibri" w:hAnsi="Calibri"/>
-          <w:color w:val="333333"/>
-          <w:sz w:val="21"/>
-        </w:rPr>
-        <w:t>Solution: The RecommendationEngine agent compares actual vs. target allocation, identifies drift, and produces balanced recommendations that respect CVM regulations (no direct buy/sell language).</w:t>
-      </w:r>
-    </w:p>
-    <w:p/>
-    <w:p>
-      <w:r>
-        <w:rPr>
-          <w:rFonts w:ascii="Calibri" w:hAnsi="Calibri"/>
-          <w:b/>
-          <w:color w:val="1A1A2E"/>
-          <w:sz w:val="24"/>
-        </w:rPr>
-        <w:t>3. Automated Formatting</w:t>
-      </w:r>
-    </w:p>
-    <w:p>
-      <w:r>
-        <w:rPr>
-          <w:rFonts w:ascii="Calibri" w:hAnsi="Calibri"/>
-          <w:color w:val="333333"/>
-          <w:sz w:val="21"/>
-        </w:rPr>
-        <w:t>Monthly letters were being created manually. The DocFormatter agent now generates professional .docx documents with XP branding, proper spacing, section headers, and CVM-compliant disclaimers — all automated.</w:t>
-      </w:r>
-    </w:p>
-    <w:p/>
-    <w:p>
-      <w:r>
-        <w:rPr>
-          <w:rFonts w:ascii="Calibri" w:hAnsi="Calibri"/>
-          <w:color w:val="333333"/>
-          <w:sz w:val="21"/>
-        </w:rPr>
-        <w:t>Solution: python-docx generates the final document with Calibri font, XP color scheme, tight spacing for 1-2 page output, and proper formatting for each section type.</w:t>
-      </w:r>
-    </w:p>
-    <w:p/>
-    <w:p>
-      <w:r>
-        <w:rPr>
-          <w:rFonts w:ascii="Calibri" w:hAnsi="Calibri"/>
-          <w:b/>
-          <w:color w:val="1A1A2E"/>
-          <w:sz w:val="28"/>
-        </w:rPr>
-        <w:t>Rationale</w:t>
+        <w:t>The original Rivet MVP has several critical issues that limit its effectiveness as a financial advisory tool:</w:t>
       </w:r>
     </w:p>
     <w:p/>
@@ -163,71 +75,7 @@
           <w:color w:val="333333"/>
           <w:sz w:val="21"/>
         </w:rPr>
-        <w:t>- Deterministic calculations in Python ensure accuracy and auditability</w:t>
-      </w:r>
-    </w:p>
-    <w:p>
-      <w:pPr>
-        <w:ind w:left="567"/>
-      </w:pPr>
-      <w:r>
-        <w:rPr>
-          <w:rFonts w:ascii="Calibri" w:hAnsi="Calibri"/>
-          <w:color w:val="333333"/>
-          <w:sz w:val="21"/>
-        </w:rPr>
-        <w:t>- LLMs generate narrative text only — never financial figures</w:t>
-      </w:r>
-    </w:p>
-    <w:p>
-      <w:pPr>
-        <w:ind w:left="567"/>
-      </w:pPr>
-      <w:r>
-        <w:rPr>
-          <w:rFonts w:ascii="Calibri" w:hAnsi="Calibri"/>
-          <w:color w:val="333333"/>
-          <w:sz w:val="21"/>
-        </w:rPr>
-        <w:t>- CVM compliance is enforced at every stage</w:t>
-      </w:r>
-    </w:p>
-    <w:p>
-      <w:pPr>
-        <w:ind w:left="567"/>
-      </w:pPr>
-      <w:r>
-        <w:rPr>
-          <w:rFonts w:ascii="Calibri" w:hAnsi="Calibri"/>
-          <w:color w:val="333333"/>
-          <w:sz w:val="21"/>
-        </w:rPr>
-        <w:t>- The 6-agent pipeline (Portfolio Analyst → Macro Analyst → Recommendation Engine → Letter Writer → Compliance Reviewer → Doc Formatter) mirrors a real advisory workflow</w:t>
-      </w:r>
-    </w:p>
-    <w:p>
-      <w:pPr>
-        <w:ind w:left="567"/>
-      </w:pPr>
-      <w:r>
-        <w:rPr>
-          <w:rFonts w:ascii="Calibri" w:hAnsi="Calibri"/>
-          <w:color w:val="333333"/>
-          <w:sz w:val="21"/>
-        </w:rPr>
-        <w:t>- Rivet visual workflow enables non-technical stakeholders to understand and modify the pipeline</w:t>
-      </w:r>
-    </w:p>
-    <w:p/>
-    <w:p>
-      <w:r>
-        <w:rPr>
-          <w:rFonts w:ascii="Calibri" w:hAnsi="Calibri"/>
-          <w:b/>
-          <w:color w:val="1A1A2E"/>
-          <w:sz w:val="28"/>
-        </w:rPr>
-        <w:t>What We'd Do Next</w:t>
+        <w:t>- Model Choice: Uses GPT-4o-mini, which lacks the depth and nuance required for professional financial analysis. A more capable model is needed for CVM-compliant, contextually rich investment letters.</w:t>
       </w:r>
     </w:p>
     <w:p/>
@@ -241,84 +89,7 @@
           <w:color w:val="333333"/>
           <w:sz w:val="21"/>
         </w:rPr>
-        <w:t>- Connect to real-time market data APIs (B3, Bloomberg) for live pricing</w:t>
-      </w:r>
-    </w:p>
-    <w:p>
-      <w:pPr>
-        <w:ind w:left="567"/>
-      </w:pPr>
-      <w:r>
-        <w:rPr>
-          <w:rFonts w:ascii="Calibri" w:hAnsi="Calibri"/>
-          <w:color w:val="333333"/>
-          <w:sz w:val="21"/>
-        </w:rPr>
-        <w:t>- Add multi-client batch processing for all 52 clients</w:t>
-      </w:r>
-    </w:p>
-    <w:p>
-      <w:pPr>
-        <w:ind w:left="567"/>
-      </w:pPr>
-      <w:r>
-        <w:rPr>
-          <w:rFonts w:ascii="Calibri" w:hAnsi="Calibri"/>
-          <w:color w:val="333333"/>
-          <w:sz w:val="21"/>
-        </w:rPr>
-        <w:t>- Implement email integration for automated letter delivery</w:t>
-      </w:r>
-    </w:p>
-    <w:p>
-      <w:pPr>
-        <w:ind w:left="567"/>
-      </w:pPr>
-      <w:r>
-        <w:rPr>
-          <w:rFonts w:ascii="Calibri" w:hAnsi="Calibri"/>
-          <w:color w:val="333333"/>
-          <w:sz w:val="21"/>
-        </w:rPr>
-        <w:t>- Build a feedback loop where clients can rate letters</w:t>
-      </w:r>
-    </w:p>
-    <w:p>
-      <w:pPr>
-        <w:ind w:left="567"/>
-      </w:pPr>
-      <w:r>
-        <w:rPr>
-          <w:rFonts w:ascii="Calibri" w:hAnsi="Calibri"/>
-          <w:color w:val="333333"/>
-          <w:sz w:val="21"/>
-        </w:rPr>
-        <w:t>- Add more asset classes (crypto, international) to the recommendation engine</w:t>
-      </w:r>
-    </w:p>
-    <w:p>
-      <w:pPr>
-        <w:ind w:left="567"/>
-      </w:pPr>
-      <w:r>
-        <w:rPr>
-          <w:rFonts w:ascii="Calibri" w:hAnsi="Calibri"/>
-          <w:color w:val="333333"/>
-          <w:sz w:val="21"/>
-        </w:rPr>
-        <w:t>- Deploy Flask API to cloud for team-wide access</w:t>
-      </w:r>
-    </w:p>
-    <w:p/>
-    <w:p>
-      <w:r>
-        <w:rPr>
-          <w:rFonts w:ascii="Calibri" w:hAnsi="Calibri"/>
-          <w:b/>
-          <w:color w:val="1A1A2E"/>
-          <w:sz w:val="24"/>
-        </w:rPr>
-        <w:t>Supporting Files</w:t>
+        <w:t>- No Code-Based Calculations: The original system passes raw portfolio data to the LLM and asks it to summarize returns. This is fundamentally flawed — LLMs can hallucinate numbers. Financial figures must be calculated deterministically by code (e.g., pandas), not generated by the model.</w:t>
       </w:r>
     </w:p>
     <w:p/>
@@ -332,9 +103,10 @@
           <w:color w:val="333333"/>
           <w:sz w:val="21"/>
         </w:rPr>
-        <w:t>- KNOWLEDGE.md: Full technical documentation</w:t>
+        <w:t>- No Compliance Review: The output goes directly to the client without any CVM compliance check. This is a regulatory risk — investment letters must avoid direct buy/sell language, include proper disclaimers, and never guarantee returns.</w:t>
       </w:r>
     </w:p>
+    <w:p/>
     <w:p>
       <w:pPr>
         <w:ind w:left="567"/>
@@ -345,9 +117,10 @@
           <w:color w:val="333333"/>
           <w:sz w:val="21"/>
         </w:rPr>
-        <w:t>- api_server.py: Flask API wrapping Python calculations</w:t>
+        <w:t>- No Recommendation Engine: The original system only summarizes what exists. It does not compare current allocation against target ranges for the client's risk profile, flag drift, or generate rebalancing suggestions.</w:t>
       </w:r>
     </w:p>
+    <w:p/>
     <w:p>
       <w:pPr>
         <w:ind w:left="567"/>
@@ -358,9 +131,10 @@
           <w:color w:val="333333"/>
           <w:sz w:val="21"/>
         </w:rPr>
-        <w:t>- xp_advisor_improved.rivet-project: Visual AI workflow</w:t>
+        <w:t>- Single Linear Flow: All three data sources (portfolio, risk profile, macro) are processed sequentially. The portfolio and macro analysis are independent and should run in parallel for efficiency.</w:t>
       </w:r>
     </w:p>
+    <w:p/>
     <w:p>
       <w:pPr>
         <w:ind w:left="567"/>
@@ -371,9 +145,10 @@
           <w:color w:val="333333"/>
           <w:sz w:val="21"/>
         </w:rPr>
-        <w:t>- agents/*.py: All 6 agent implementations</w:t>
+        <w:t>- No Document Generation: The output is plain text, not a professionally formatted .docx that can be sent to clients.</w:t>
       </w:r>
     </w:p>
+    <w:p/>
     <w:p>
       <w:pPr>
         <w:ind w:left="567"/>
@@ -384,9 +159,10 @@
           <w:color w:val="333333"/>
           <w:sz w:val="21"/>
         </w:rPr>
-        <w:t>- data/clients.py: Client and holdings data</w:t>
+        <w:t>- Hardcoded Paths: Windows-specific file paths (C:\Users\blope\...) make the system non-portable.</w:t>
       </w:r>
     </w:p>
+    <w:p/>
     <w:p>
       <w:pPr>
         <w:ind w:left="567"/>
@@ -397,9 +173,212 @@
           <w:color w:val="333333"/>
           <w:sz w:val="21"/>
         </w:rPr>
-        <w:t>- data/market.py: Market benchmarks and targets</w:t>
+        <w:t>- Generic Prompts: The prompts produce generic summaries without client-specific personalization or actionable insights.</w:t>
       </w:r>
     </w:p>
+    <w:p/>
+    <w:p>
+      <w:r>
+        <w:rPr>
+          <w:rFonts w:ascii="Calibri" w:hAnsi="Calibri"/>
+          <w:b/>
+          <w:color w:val="1A1A2E"/>
+          <w:sz w:val="24"/>
+        </w:rPr>
+        <w:t>Question 2: How did you decide on your approach?</w:t>
+      </w:r>
+    </w:p>
+    <w:p/>
+    <w:p>
+      <w:r>
+        <w:rPr>
+          <w:rFonts w:ascii="Calibri" w:hAnsi="Calibri"/>
+          <w:color w:val="333333"/>
+          <w:sz w:val="21"/>
+        </w:rPr>
+        <w:t>The approach was driven by three principles:</w:t>
+      </w:r>
+    </w:p>
+    <w:p/>
+    <w:p>
+      <w:r>
+        <w:rPr>
+          <w:rFonts w:ascii="Calibri" w:hAnsi="Calibri"/>
+          <w:color w:val="333333"/>
+          <w:sz w:val="21"/>
+        </w:rPr>
+        <w:t>1. Separation of Concerns (Agentic Architecture): Each task in the advisory workflow maps to a specialized agent. This mirrors how a real advisory team works — analysts calculate, strategists recommend, writers communicate, compliance reviews. The 6-agent design (Portfolio Analyst, Macro Analyst, Recommendation Engine, Letter Writer, Compliance Reviewer, Doc Formatter) ensures each component can be tested, improved, and scaled independently.</w:t>
+      </w:r>
+    </w:p>
+    <w:p/>
+    <w:p>
+      <w:r>
+        <w:rPr>
+          <w:rFonts w:ascii="Calibri" w:hAnsi="Calibri"/>
+          <w:color w:val="333333"/>
+          <w:sz w:val="21"/>
+        </w:rPr>
+        <w:t>2. Code for Math, LLM for Language: The most critical design decision is that ALL financial calculations are done by Python/pandas code, never by the LLM. The LLM's role is strictly to generate natural language text from verified numbers. This eliminates hallucination risk for financial figures.</w:t>
+      </w:r>
+    </w:p>
+    <w:p/>
+    <w:p>
+      <w:r>
+        <w:rPr>
+          <w:rFonts w:ascii="Calibri" w:hAnsi="Calibri"/>
+          <w:color w:val="333333"/>
+          <w:sz w:val="21"/>
+        </w:rPr>
+        <w:t>3. Compliance by Design: Rather than hoping the LLM produces compliant output, we built compliance into the architecture. The Recommendation Engine uses CVM-compliant language patterns in its prompts. The Compliance Reviewer acts as a quality gate — the letter cannot be delivered without passing automated and LLM-based compliance checks.</w:t>
+      </w:r>
+    </w:p>
+    <w:p/>
+    <w:p>
+      <w:r>
+        <w:rPr>
+          <w:rFonts w:ascii="Calibri" w:hAnsi="Calibri"/>
+          <w:color w:val="333333"/>
+          <w:sz w:val="21"/>
+        </w:rPr>
+        <w:t>The Streamlit platform was chosen because it demonstrates the full advisor workflow: from client overview to report generation. It shows how agents can power an entire AAI productivity tool, not just one letter. To prove this isn't a static demo, we built an "Add Client" page with two input methods: (1) CRM Import — simulates looking up a client in XP's CRM, and (2) Manual Entry — a form where the advisor fills in client details and portfolio positions. New clients are stored in session state and immediately available across all pages, including the agent pipeline. This proves the system works for ANY client, not just hardcoded mock data.</w:t>
+      </w:r>
+    </w:p>
+    <w:p/>
+    <w:p>
+      <w:r>
+        <w:rPr>
+          <w:rFonts w:ascii="Calibri" w:hAnsi="Calibri"/>
+          <w:b/>
+          <w:color w:val="1A1A2E"/>
+          <w:sz w:val="24"/>
+        </w:rPr>
+        <w:t>Question 3: What would you do with a full month?</w:t>
+      </w:r>
+    </w:p>
+    <w:p/>
+    <w:p>
+      <w:r>
+        <w:rPr>
+          <w:rFonts w:ascii="Calibri" w:hAnsi="Calibri"/>
+          <w:color w:val="333333"/>
+          <w:sz w:val="21"/>
+        </w:rPr>
+        <w:t>With a full month, the platform would evolve into a production-ready AAI tool:</w:t>
+      </w:r>
+    </w:p>
+    <w:p/>
+    <w:p>
+      <w:pPr>
+        <w:ind w:left="567"/>
+      </w:pPr>
+      <w:r>
+        <w:rPr>
+          <w:rFonts w:ascii="Calibri" w:hAnsi="Calibri"/>
+          <w:color w:val="333333"/>
+          <w:sz w:val="21"/>
+        </w:rPr>
+        <w:t>- Real Data Integration: Connect to XP's APIs for live portfolio data, market prices, and client CRM. The Add Client CRM Import tab already simulates this integration pattern — in production it would hit XP's actual systems. Replace mock data with real-time feeds.</w:t>
+      </w:r>
+    </w:p>
+    <w:p/>
+    <w:p>
+      <w:pPr>
+        <w:ind w:left="567"/>
+      </w:pPr>
+      <w:r>
+        <w:rPr>
+          <w:rFonts w:ascii="Calibri" w:hAnsi="Calibri"/>
+          <w:color w:val="333333"/>
+          <w:sz w:val="21"/>
+        </w:rPr>
+        <w:t>- Multi-Agent Orchestration Framework: Build a proper orchestration layer with retry logic, error handling, agent memory, and conversation history. Enable agents to iterate (e.g., if compliance fails, send back to the writer for revision).</w:t>
+      </w:r>
+    </w:p>
+    <w:p/>
+    <w:p>
+      <w:pPr>
+        <w:ind w:left="567"/>
+      </w:pPr>
+      <w:r>
+        <w:rPr>
+          <w:rFonts w:ascii="Calibri" w:hAnsi="Calibri"/>
+          <w:color w:val="333333"/>
+          <w:sz w:val="21"/>
+        </w:rPr>
+        <w:t>- Client Communication Automation: Integrate email delivery (via Gmail API or internal systems), schedule monthly report generation, and add client notification preferences.</w:t>
+      </w:r>
+    </w:p>
+    <w:p/>
+    <w:p>
+      <w:pPr>
+        <w:ind w:left="567"/>
+      </w:pPr>
+      <w:r>
+        <w:rPr>
+          <w:rFonts w:ascii="Calibri" w:hAnsi="Calibri"/>
+          <w:color w:val="333333"/>
+          <w:sz w:val="21"/>
+        </w:rPr>
+        <w:t>- Advanced Analytics: Add Monte Carlo simulations for portfolio risk, scenario analysis (what-if Selic goes to 16%?), and automated rebalancing execution tracking.</w:t>
+      </w:r>
+    </w:p>
+    <w:p/>
+    <w:p>
+      <w:pPr>
+        <w:ind w:left="567"/>
+      </w:pPr>
+      <w:r>
+        <w:rPr>
+          <w:rFonts w:ascii="Calibri" w:hAnsi="Calibri"/>
+          <w:color w:val="333333"/>
+          <w:sz w:val="21"/>
+        </w:rPr>
+        <w:t>- RAG Pipeline: Implement retrieval-augmented generation using XP's research library, enabling the macro analyst to cite specific research reports and data points.</w:t>
+      </w:r>
+    </w:p>
+    <w:p/>
+    <w:p>
+      <w:pPr>
+        <w:ind w:left="567"/>
+      </w:pPr>
+      <w:r>
+        <w:rPr>
+          <w:rFonts w:ascii="Calibri" w:hAnsi="Calibri"/>
+          <w:color w:val="333333"/>
+          <w:sz w:val="21"/>
+        </w:rPr>
+        <w:t>- Human-in-the-Loop: Add an approval workflow where the advisor reviews and edits the generated letter before sending, building trust in the AI system.</w:t>
+      </w:r>
+    </w:p>
+    <w:p/>
+    <w:p>
+      <w:pPr>
+        <w:ind w:left="567"/>
+      </w:pPr>
+      <w:r>
+        <w:rPr>
+          <w:rFonts w:ascii="Calibri" w:hAnsi="Calibri"/>
+          <w:color w:val="333333"/>
+          <w:sz w:val="21"/>
+        </w:rPr>
+        <w:t>- Performance Monitoring: Track which recommendations were followed, measure portfolio outcomes, and use this data to improve future recommendations.</w:t>
+      </w:r>
+    </w:p>
+    <w:p/>
+    <w:p>
+      <w:pPr>
+        <w:ind w:left="567"/>
+      </w:pPr>
+      <w:r>
+        <w:rPr>
+          <w:rFonts w:ascii="Calibri" w:hAnsi="Calibri"/>
+          <w:color w:val="333333"/>
+          <w:sz w:val="21"/>
+        </w:rPr>
+        <w:t>- Mobile Interface: Build a mobile-first dashboard so advisors can review client status and approve communications on the go.</w:t>
+      </w:r>
+    </w:p>
+    <w:p/>
     <w:sectPr>
       <w:pgSz w:w="12240" w:h="15840"/>
       <w:pgMar w:top="1417" w:right="1417" w:bottom="1417" w:left="1417" w:header="720" w:footer="720" w:gutter="0"/>
